--- a/project/delivery_pack/dossier_A_specialized_financial_operations_platform_for_sm.docx
+++ b/project/delivery_pack/dossier_A_specialized_financial_operations_platform_for_sm.docx
@@ -1729,6 +1729,497 @@
         <w:t>(Hero Section: High-quality image/video of a contractor on a job site confidently reviewing a clean,</w:t>
       </w:r>
     </w:p>
+    <w:p>
+      <w:pPr>
+        <w:spacing w:before="120" w:after="120"/>
+        <w:jc w:val="center"/>
+      </w:pPr>
+      <w:r>
+        <w:rPr>
+          <w:color w:val="E2E8F0"/>
+        </w:rPr>
+        <w:t>――――――――――――――――――――――――――――――――――――――――――――――――――</w:t>
+      </w:r>
+    </w:p>
+    <w:p>
+      <w:pPr>
+        <w:spacing w:before="120" w:after="120"/>
+        <w:jc w:val="center"/>
+      </w:pPr>
+      <w:r>
+        <w:rPr>
+          <w:color w:val="E2E8F0"/>
+        </w:rPr>
+        <w:t>――――――――――――――――――――――――――――――――――――――――――――――――――</w:t>
+      </w:r>
+    </w:p>
+    <w:p>
+      <w:pPr>
+        <w:spacing w:before="280" w:after="120"/>
+      </w:pPr>
+      <w:r>
+        <w:rPr>
+          <w:rFonts w:ascii="Segoe UI" w:hAnsi="Segoe UI"/>
+          <w:b/>
+          <w:color w:val="1A365D"/>
+          <w:sz w:val="30"/>
+        </w:rPr>
+        <w:t>5. Empirical Grounding &amp; Community Source Citations</w:t>
+      </w:r>
+    </w:p>
+    <w:p>
+      <w:pPr>
+        <w:spacing w:before="60" w:after="100" w:line="276" w:lineRule="auto"/>
+      </w:pPr>
+      <w:r>
+        <w:rPr>
+          <w:rFonts w:ascii="Segoe UI" w:hAnsi="Segoe UI"/>
+          <w:color w:val="2D3748"/>
+          <w:sz w:val="21"/>
+        </w:rPr>
+        <w:t>This venture concept is directly grounded in verified empirical customer friction harvested from public practitioner communities:</w:t>
+      </w:r>
+    </w:p>
+    <w:p>
+      <w:pPr>
+        <w:spacing w:before="200" w:after="80"/>
+      </w:pPr>
+      <w:r>
+        <w:rPr>
+          <w:rFonts w:ascii="Segoe UI" w:hAnsi="Segoe UI"/>
+          <w:b/>
+          <w:color w:val="3182CE"/>
+          <w:sz w:val="24"/>
+        </w:rPr>
+        <w:t>Evidence Record: Thread #2 (r/smallbusiness)</w:t>
+      </w:r>
+    </w:p>
+    <w:p>
+      <w:pPr>
+        <w:pStyle w:val="ListBullet"/>
+        <w:spacing w:before="40" w:after="40"/>
+      </w:pPr>
+      <w:r>
+        <w:rPr>
+          <w:rFonts w:ascii="Segoe UI" w:hAnsi="Segoe UI"/>
+          <w:b/>
+          <w:color w:val="1A365D"/>
+          <w:sz w:val="21"/>
+        </w:rPr>
+        <w:t>Community Thread Title:</w:t>
+      </w:r>
+      <w:r>
+        <w:rPr>
+          <w:rFonts w:ascii="Segoe UI" w:hAnsi="Segoe UI"/>
+          <w:color w:val="2D3748"/>
+          <w:sz w:val="21"/>
+        </w:rPr>
+        <w:t xml:space="preserve"> [bookkeeping software recs for small business contractor!](https://www.reddit.com/r/smallbusiness/comments/1wtfgkp/bookkeeping_software_recs_for_small_business/)</w:t>
+      </w:r>
+    </w:p>
+    <w:p>
+      <w:pPr>
+        <w:pStyle w:val="ListBullet"/>
+        <w:spacing w:before="40" w:after="40"/>
+      </w:pPr>
+      <w:r>
+        <w:rPr>
+          <w:rFonts w:ascii="Segoe UI" w:hAnsi="Segoe UI"/>
+          <w:b/>
+          <w:color w:val="1A365D"/>
+          <w:sz w:val="21"/>
+        </w:rPr>
+        <w:t>Direct Discussion URL:</w:t>
+      </w:r>
+      <w:r>
+        <w:rPr>
+          <w:rFonts w:ascii="Segoe UI" w:hAnsi="Segoe UI"/>
+          <w:color w:val="2D3748"/>
+          <w:sz w:val="21"/>
+        </w:rPr>
+        <w:t xml:space="preserve"> </w:t>
+      </w:r>
+      <w:r>
+        <w:rPr>
+          <w:rFonts w:ascii="Consolas" w:hAnsi="Consolas"/>
+          <w:color w:val="3182CE"/>
+          <w:sz w:val="20"/>
+        </w:rPr>
+        <w:t xml:space="preserve"> https://www.reddit.com/r/smallbusiness/comments/1wtfgkp/bookkeeping_software_recs_for_small_business/ </w:t>
+      </w:r>
+    </w:p>
+    <w:p>
+      <w:pPr>
+        <w:pStyle w:val="ListBullet"/>
+        <w:spacing w:before="40" w:after="40"/>
+      </w:pPr>
+      <w:r>
+        <w:rPr>
+          <w:rFonts w:ascii="Segoe UI" w:hAnsi="Segoe UI"/>
+          <w:b/>
+          <w:color w:val="1A365D"/>
+          <w:sz w:val="21"/>
+        </w:rPr>
+        <w:t>Displaced Incumbents &amp; Workarounds:</w:t>
+      </w:r>
+      <w:r>
+        <w:rPr>
+          <w:rFonts w:ascii="Segoe UI" w:hAnsi="Segoe UI"/>
+          <w:color w:val="2D3748"/>
+          <w:sz w:val="21"/>
+        </w:rPr>
+        <w:t xml:space="preserve"> QuickBooks Online (QBO), Wave, Xero, MileIQ, paid external bookkeepers</w:t>
+      </w:r>
+    </w:p>
+    <w:p>
+      <w:pPr>
+        <w:pStyle w:val="ListBullet"/>
+        <w:spacing w:before="40" w:after="40"/>
+      </w:pPr>
+      <w:r>
+        <w:rPr>
+          <w:rFonts w:ascii="Segoe UI" w:hAnsi="Segoe UI"/>
+          <w:b/>
+          <w:color w:val="1A365D"/>
+          <w:sz w:val="21"/>
+        </w:rPr>
+        <w:t>Problem Severity Classification:</w:t>
+      </w:r>
+      <w:r>
+        <w:rPr>
+          <w:rFonts w:ascii="Segoe UI" w:hAnsi="Segoe UI"/>
+          <w:color w:val="2D3748"/>
+          <w:sz w:val="21"/>
+        </w:rPr>
+        <w:t xml:space="preserve"> </w:t>
+      </w:r>
+      <w:r>
+        <w:rPr>
+          <w:rFonts w:ascii="Consolas" w:hAnsi="Consolas"/>
+          <w:color w:val="3182CE"/>
+          <w:sz w:val="20"/>
+        </w:rPr>
+        <w:t xml:space="preserve"> ANNOYANCE / CASH FLOW DELAY </w:t>
+      </w:r>
+    </w:p>
+    <w:p>
+      <w:pPr>
+        <w:pStyle w:val="ListBullet"/>
+        <w:spacing w:before="40" w:after="40"/>
+      </w:pPr>
+      <w:r>
+        <w:rPr>
+          <w:rFonts w:ascii="Segoe UI" w:hAnsi="Segoe UI"/>
+          <w:b/>
+          <w:color w:val="1A365D"/>
+          <w:sz w:val="21"/>
+        </w:rPr>
+        <w:t>Commercial Validation Signal:</w:t>
+      </w:r>
+      <w:r>
+        <w:rPr>
+          <w:rFonts w:ascii="Segoe UI" w:hAnsi="Segoe UI"/>
+          <w:color w:val="2D3748"/>
+          <w:sz w:val="21"/>
+        </w:rPr>
+        <w:t xml:space="preserve"> Existing financial spend on bookkeepers/software, active migration intent from generic QBO to trade-specific workflows.</w:t>
+      </w:r>
+    </w:p>
+    <w:p>
+      <w:pPr>
+        <w:pStyle w:val="ListBullet"/>
+        <w:spacing w:before="40" w:after="40"/>
+      </w:pPr>
+      <w:r>
+        <w:rPr>
+          <w:rFonts w:ascii="Segoe UI" w:hAnsi="Segoe UI"/>
+          <w:b/>
+          <w:color w:val="1A365D"/>
+          <w:sz w:val="21"/>
+        </w:rPr>
+        <w:t>Verbatim Customer Voice (Rant / Friction Quote):</w:t>
+      </w:r>
+    </w:p>
+    <w:tbl>
+      <w:tblPr>
+        <w:tblW w:type="auto" w:w="0"/>
+        <w:jc w:val="center"/>
+        <w:tblLayout w:type="fixed"/>
+        <w:tblLook w:firstColumn="1" w:firstRow="1" w:lastColumn="0" w:lastRow="0" w:noHBand="0" w:noVBand="1" w:val="04A0"/>
+      </w:tblPr>
+      <w:tblGrid>
+        <w:gridCol w:w="9360"/>
+      </w:tblGrid>
+      <w:tr>
+        <w:tc>
+          <w:tcPr>
+            <w:tcW w:type="dxa" w:w="9360"/>
+            <w:shd w:fill="F7FAFC"/>
+            <w:tcBorders>
+              <w:top w:val="none"/>
+              <w:left w:val="single" w:sz="36" w:space="0" w:color="3182CE"/>
+              <w:bottom w:val="none"/>
+              <w:right w:val="none"/>
+            </w:tcBorders>
+            <w:tcMar>
+              <w:top w:w="140" w:type="dxa"/>
+              <w:bottom w:w="140" w:type="dxa"/>
+              <w:left w:w="200" w:type="dxa"/>
+              <w:right w:w="200" w:type="dxa"/>
+            </w:tcMar>
+          </w:tcPr>
+          <w:p>
+            <w:pPr>
+              <w:spacing w:before="0" w:after="40"/>
+            </w:pPr>
+            <w:r>
+              <w:rPr>
+                <w:rFonts w:ascii="Segoe UI" w:hAnsi="Segoe UI"/>
+                <w:b/>
+                <w:color w:val="3182CE"/>
+                <w:sz w:val="19"/>
+              </w:rPr>
+              <w:t>[OPPORTUNITY INSIGHT]</w:t>
+              <w:br/>
+            </w:r>
+            <w:r>
+              <w:rPr>
+                <w:rFonts w:ascii="Segoe UI" w:hAnsi="Segoe UI"/>
+                <w:i/>
+                <w:color w:val="2D3748"/>
+                <w:sz w:val="20"/>
+              </w:rPr>
+              <w:t>"Paying an external bookkeeper and frustrated with QBO complexity; desperately seeking a simpler, more user-friendly solution for contractor job costing, invoicing, and mileage tracking."</w:t>
+            </w:r>
+          </w:p>
+        </w:tc>
+      </w:tr>
+    </w:tbl>
+    <w:p>
+      <w:pPr>
+        <w:spacing w:before="80" w:after="80"/>
+      </w:pPr>
+    </w:p>
+    <w:p>
+      <w:pPr>
+        <w:spacing w:before="200" w:after="80"/>
+      </w:pPr>
+      <w:r>
+        <w:rPr>
+          <w:rFonts w:ascii="Segoe UI" w:hAnsi="Segoe UI"/>
+          <w:b/>
+          <w:color w:val="3182CE"/>
+          <w:sz w:val="24"/>
+        </w:rPr>
+        <w:t>Evidence Record: Thread #11 (r/smallbusiness)</w:t>
+      </w:r>
+    </w:p>
+    <w:p>
+      <w:pPr>
+        <w:pStyle w:val="ListBullet"/>
+        <w:spacing w:before="40" w:after="40"/>
+      </w:pPr>
+      <w:r>
+        <w:rPr>
+          <w:rFonts w:ascii="Segoe UI" w:hAnsi="Segoe UI"/>
+          <w:b/>
+          <w:color w:val="1A365D"/>
+          <w:sz w:val="21"/>
+        </w:rPr>
+        <w:t>Community Thread Title:</w:t>
+      </w:r>
+      <w:r>
+        <w:rPr>
+          <w:rFonts w:ascii="Segoe UI" w:hAnsi="Segoe UI"/>
+          <w:color w:val="2D3748"/>
+          <w:sz w:val="21"/>
+        </w:rPr>
+        <w:t xml:space="preserve"> [Field service scheduling and dispatch - Jobber and ServiceTitan are pricing out small teams](https://www.reddit.com/r/smallbusiness/comments/1r99a2x/field_service_software_pricing/)</w:t>
+      </w:r>
+    </w:p>
+    <w:p>
+      <w:pPr>
+        <w:pStyle w:val="ListBullet"/>
+        <w:spacing w:before="40" w:after="40"/>
+      </w:pPr>
+      <w:r>
+        <w:rPr>
+          <w:rFonts w:ascii="Segoe UI" w:hAnsi="Segoe UI"/>
+          <w:b/>
+          <w:color w:val="1A365D"/>
+          <w:sz w:val="21"/>
+        </w:rPr>
+        <w:t>Direct Discussion URL:</w:t>
+      </w:r>
+      <w:r>
+        <w:rPr>
+          <w:rFonts w:ascii="Segoe UI" w:hAnsi="Segoe UI"/>
+          <w:color w:val="2D3748"/>
+          <w:sz w:val="21"/>
+        </w:rPr>
+        <w:t xml:space="preserve"> </w:t>
+      </w:r>
+      <w:r>
+        <w:rPr>
+          <w:rFonts w:ascii="Consolas" w:hAnsi="Consolas"/>
+          <w:color w:val="3182CE"/>
+          <w:sz w:val="20"/>
+        </w:rPr>
+        <w:t xml:space="preserve"> https://www.reddit.com/r/smallbusiness/comments/1r99a2x/field_service_software_pricing/ </w:t>
+      </w:r>
+    </w:p>
+    <w:p>
+      <w:pPr>
+        <w:pStyle w:val="ListBullet"/>
+        <w:spacing w:before="40" w:after="40"/>
+      </w:pPr>
+      <w:r>
+        <w:rPr>
+          <w:rFonts w:ascii="Segoe UI" w:hAnsi="Segoe UI"/>
+          <w:b/>
+          <w:color w:val="1A365D"/>
+          <w:sz w:val="21"/>
+        </w:rPr>
+        <w:t>Displaced Incumbents &amp; Workarounds:</w:t>
+      </w:r>
+      <w:r>
+        <w:rPr>
+          <w:rFonts w:ascii="Segoe UI" w:hAnsi="Segoe UI"/>
+          <w:color w:val="2D3748"/>
+          <w:sz w:val="21"/>
+        </w:rPr>
+        <w:t xml:space="preserve"> Jobber, ServiceTitan, paper dispatch clipboards, SMS threads</w:t>
+      </w:r>
+    </w:p>
+    <w:p>
+      <w:pPr>
+        <w:pStyle w:val="ListBullet"/>
+        <w:spacing w:before="40" w:after="40"/>
+      </w:pPr>
+      <w:r>
+        <w:rPr>
+          <w:rFonts w:ascii="Segoe UI" w:hAnsi="Segoe UI"/>
+          <w:b/>
+          <w:color w:val="1A365D"/>
+          <w:sz w:val="21"/>
+        </w:rPr>
+        <w:t>Problem Severity Classification:</w:t>
+      </w:r>
+      <w:r>
+        <w:rPr>
+          <w:rFonts w:ascii="Segoe UI" w:hAnsi="Segoe UI"/>
+          <w:color w:val="2D3748"/>
+          <w:sz w:val="21"/>
+        </w:rPr>
+        <w:t xml:space="preserve"> </w:t>
+      </w:r>
+      <w:r>
+        <w:rPr>
+          <w:rFonts w:ascii="Consolas" w:hAnsi="Consolas"/>
+          <w:color w:val="3182CE"/>
+          <w:sz w:val="20"/>
+        </w:rPr>
+        <w:t xml:space="preserve"> FINANCIAL_BLEED </w:t>
+      </w:r>
+    </w:p>
+    <w:p>
+      <w:pPr>
+        <w:pStyle w:val="ListBullet"/>
+        <w:spacing w:before="40" w:after="40"/>
+      </w:pPr>
+      <w:r>
+        <w:rPr>
+          <w:rFonts w:ascii="Segoe UI" w:hAnsi="Segoe UI"/>
+          <w:b/>
+          <w:color w:val="1A365D"/>
+          <w:sz w:val="21"/>
+        </w:rPr>
+        <w:t>Commercial Validation Signal:</w:t>
+      </w:r>
+      <w:r>
+        <w:rPr>
+          <w:rFonts w:ascii="Segoe UI" w:hAnsi="Segoe UI"/>
+          <w:color w:val="2D3748"/>
+          <w:sz w:val="21"/>
+        </w:rPr>
+        <w:t xml:space="preserve"> Explicit price sensitivity, 7+ trade operators refusing $200+/month field management bloat.</w:t>
+      </w:r>
+    </w:p>
+    <w:p>
+      <w:pPr>
+        <w:pStyle w:val="ListBullet"/>
+        <w:spacing w:before="40" w:after="40"/>
+      </w:pPr>
+      <w:r>
+        <w:rPr>
+          <w:rFonts w:ascii="Segoe UI" w:hAnsi="Segoe UI"/>
+          <w:b/>
+          <w:color w:val="1A365D"/>
+          <w:sz w:val="21"/>
+        </w:rPr>
+        <w:t>Verbatim Customer Voice (Rant / Friction Quote):</w:t>
+      </w:r>
+    </w:p>
+    <w:tbl>
+      <w:tblPr>
+        <w:tblW w:type="auto" w:w="0"/>
+        <w:jc w:val="center"/>
+        <w:tblLayout w:type="fixed"/>
+        <w:tblLook w:firstColumn="1" w:firstRow="1" w:lastColumn="0" w:lastRow="0" w:noHBand="0" w:noVBand="1" w:val="04A0"/>
+      </w:tblPr>
+      <w:tblGrid>
+        <w:gridCol w:w="9360"/>
+      </w:tblGrid>
+      <w:tr>
+        <w:tc>
+          <w:tcPr>
+            <w:tcW w:type="dxa" w:w="9360"/>
+            <w:shd w:fill="F7FAFC"/>
+            <w:tcBorders>
+              <w:top w:val="none"/>
+              <w:left w:val="single" w:sz="36" w:space="0" w:color="3182CE"/>
+              <w:bottom w:val="none"/>
+              <w:right w:val="none"/>
+            </w:tcBorders>
+            <w:tcMar>
+              <w:top w:w="140" w:type="dxa"/>
+              <w:bottom w:w="140" w:type="dxa"/>
+              <w:left w:w="200" w:type="dxa"/>
+              <w:right w:w="200" w:type="dxa"/>
+            </w:tcMar>
+          </w:tcPr>
+          <w:p>
+            <w:pPr>
+              <w:spacing w:before="0" w:after="40"/>
+            </w:pPr>
+            <w:r>
+              <w:rPr>
+                <w:rFonts w:ascii="Segoe UI" w:hAnsi="Segoe UI"/>
+                <w:b/>
+                <w:color w:val="3182CE"/>
+                <w:sz w:val="19"/>
+              </w:rPr>
+              <w:t>[OPPORTUNITY INSIGHT]</w:t>
+              <w:br/>
+            </w:r>
+            <w:r>
+              <w:rPr>
+                <w:rFonts w:ascii="Segoe UI" w:hAnsi="Segoe UI"/>
+                <w:i/>
+                <w:color w:val="2D3748"/>
+                <w:sz w:val="20"/>
+              </w:rPr>
+              <w:t>"Jobber keeps hiking rates every quarter. We only have 3 field technicians, but they charge us enterprise tier rates for basic routing and dispatch calendars. We run back to WhatsApp and Google Calendar."</w:t>
+            </w:r>
+          </w:p>
+        </w:tc>
+      </w:tr>
+    </w:tbl>
+    <w:p>
+      <w:pPr>
+        <w:spacing w:before="80" w:after="80"/>
+      </w:pPr>
+    </w:p>
     <w:sectPr>
       <w:pgSz w:w="12240" w:h="15840"/>
       <w:pgMar w:top="1440" w:right="1440" w:bottom="1440" w:left="1440" w:header="720" w:footer="720" w:gutter="0"/>
